--- a/examples/rendered/demo_hypertonie_diabetes.docx
+++ b/examples/rendered/demo_hypertonie_diabetes.docx
@@ -87,7 +87,7 @@
         <w:rPr>
           <w:sz w:val="18"/>
         </w:rPr>
-        <w:t>· Wert: ≥ 18 Jahre</w:t>
+        <w:t>· Wert: ≥ 18 Jahr(e)</w:t>
       </w:r>
     </w:p>
     <w:p>
@@ -563,7 +563,7 @@
         <w:rPr>
           <w:sz w:val="18"/>
         </w:rPr>
-        <w:t>· Wert: 3 bis 15 mg/dl</w:t>
+        <w:t>· Wert: 3 bis 15 mg/dL</w:t>
       </w:r>
     </w:p>
     <w:p>
@@ -734,6 +734,355 @@
         <w:pStyle w:val="Heading1"/>
       </w:pPr>
       <w:r>
+        <w:t>Kodiersysteme</w:t>
+      </w:r>
+    </w:p>
+    <w:tbl>
+      <w:tblPr>
+        <w:tblStyle w:val="LightGrid-Accent1"/>
+        <w:tblW w:type="auto" w:w="0"/>
+        <w:tblLook w:firstColumn="1" w:firstRow="1" w:lastColumn="0" w:lastRow="0" w:noHBand="0" w:noVBand="1" w:val="04A0"/>
+      </w:tblPr>
+      <w:tblGrid>
+        <w:gridCol w:w="2880"/>
+        <w:gridCol w:w="2880"/>
+        <w:gridCol w:w="2880"/>
+      </w:tblGrid>
+      <w:tr>
+        <w:tc>
+          <w:tcPr>
+            <w:tcW w:type="dxa" w:w="2880"/>
+          </w:tcPr>
+          <w:p>
+            <w:r>
+              <w:rPr>
+                <w:b/>
+              </w:rPr>
+              <w:t>Kurzform</w:t>
+            </w:r>
+          </w:p>
+        </w:tc>
+        <w:tc>
+          <w:tcPr>
+            <w:tcW w:type="dxa" w:w="2880"/>
+          </w:tcPr>
+          <w:p>
+            <w:r>
+              <w:rPr>
+                <w:b/>
+              </w:rPr>
+              <w:t>System-URI</w:t>
+            </w:r>
+          </w:p>
+        </w:tc>
+        <w:tc>
+          <w:tcPr>
+            <w:tcW w:type="dxa" w:w="2880"/>
+          </w:tcPr>
+          <w:p>
+            <w:r>
+              <w:rPr>
+                <w:b/>
+              </w:rPr>
+              <w:t>Version(en)</w:t>
+            </w:r>
+          </w:p>
+        </w:tc>
+      </w:tr>
+      <w:tr>
+        <w:tc>
+          <w:tcPr>
+            <w:tcW w:type="dxa" w:w="2880"/>
+          </w:tcPr>
+          <w:p>
+            <w:r>
+              <w:t>ATC</w:t>
+            </w:r>
+          </w:p>
+        </w:tc>
+        <w:tc>
+          <w:tcPr>
+            <w:tcW w:type="dxa" w:w="2880"/>
+          </w:tcPr>
+          <w:p>
+            <w:r>
+              <w:t>http://fhir.de/CodeSystem/bfarm/atc</w:t>
+            </w:r>
+          </w:p>
+        </w:tc>
+        <w:tc>
+          <w:tcPr>
+            <w:tcW w:type="dxa" w:w="2880"/>
+          </w:tcPr>
+          <w:p>
+            <w:r>
+              <w:t>2024</w:t>
+            </w:r>
+          </w:p>
+        </w:tc>
+      </w:tr>
+      <w:tr>
+        <w:tc>
+          <w:tcPr>
+            <w:tcW w:type="dxa" w:w="2880"/>
+          </w:tcPr>
+          <w:p>
+            <w:r>
+              <w:t>FDPG</w:t>
+            </w:r>
+          </w:p>
+        </w:tc>
+        <w:tc>
+          <w:tcPr>
+            <w:tcW w:type="dxa" w:w="2880"/>
+          </w:tcPr>
+          <w:p>
+            <w:r>
+              <w:t>fdpg.mii.cds</w:t>
+            </w:r>
+          </w:p>
+        </w:tc>
+        <w:tc>
+          <w:tcPr>
+            <w:tcW w:type="dxa" w:w="2880"/>
+          </w:tcPr>
+          <w:p>
+            <w:r>
+              <w:t>1.0.0</w:t>
+            </w:r>
+          </w:p>
+        </w:tc>
+      </w:tr>
+      <w:tr>
+        <w:tc>
+          <w:tcPr>
+            <w:tcW w:type="dxa" w:w="2880"/>
+          </w:tcPr>
+          <w:p>
+            <w:r>
+              <w:t>ICD-10-GM</w:t>
+            </w:r>
+          </w:p>
+        </w:tc>
+        <w:tc>
+          <w:tcPr>
+            <w:tcW w:type="dxa" w:w="2880"/>
+          </w:tcPr>
+          <w:p>
+            <w:r>
+              <w:t>http://fhir.de/CodeSystem/bfarm/icd-10-gm</w:t>
+            </w:r>
+          </w:p>
+        </w:tc>
+        <w:tc>
+          <w:tcPr>
+            <w:tcW w:type="dxa" w:w="2880"/>
+          </w:tcPr>
+          <w:p>
+            <w:r>
+              <w:t>2024</w:t>
+            </w:r>
+          </w:p>
+        </w:tc>
+      </w:tr>
+      <w:tr>
+        <w:tc>
+          <w:tcPr>
+            <w:tcW w:type="dxa" w:w="2880"/>
+          </w:tcPr>
+          <w:p>
+            <w:r>
+              <w:t>KBV_CS_SFHIR_ICD_DIAGNOSESICHERHEIT</w:t>
+            </w:r>
+          </w:p>
+        </w:tc>
+        <w:tc>
+          <w:tcPr>
+            <w:tcW w:type="dxa" w:w="2880"/>
+          </w:tcPr>
+          <w:p>
+            <w:r>
+              <w:t>https://fhir.kbv.de/CodeSystem/KBV_CS_SFHIR_ICD_DIAGNOSESICHERHEIT</w:t>
+            </w:r>
+          </w:p>
+        </w:tc>
+        <w:tc>
+          <w:tcPr>
+            <w:tcW w:type="dxa" w:w="2880"/>
+          </w:tcPr>
+          <w:p>
+            <w:r>
+              <w:t>—</w:t>
+            </w:r>
+          </w:p>
+        </w:tc>
+      </w:tr>
+      <w:tr>
+        <w:tc>
+          <w:tcPr>
+            <w:tcW w:type="dxa" w:w="2880"/>
+          </w:tcPr>
+          <w:p>
+            <w:r>
+              <w:t>LOINC</w:t>
+            </w:r>
+          </w:p>
+        </w:tc>
+        <w:tc>
+          <w:tcPr>
+            <w:tcW w:type="dxa" w:w="2880"/>
+          </w:tcPr>
+          <w:p>
+            <w:r>
+              <w:t>http://loinc.org</w:t>
+            </w:r>
+          </w:p>
+        </w:tc>
+        <w:tc>
+          <w:tcPr>
+            <w:tcW w:type="dxa" w:w="2880"/>
+          </w:tcPr>
+          <w:p>
+            <w:r>
+              <w:t>—</w:t>
+            </w:r>
+          </w:p>
+        </w:tc>
+      </w:tr>
+      <w:tr>
+        <w:tc>
+          <w:tcPr>
+            <w:tcW w:type="dxa" w:w="2880"/>
+          </w:tcPr>
+          <w:p>
+            <w:r>
+              <w:t>MII-Consent</w:t>
+            </w:r>
+          </w:p>
+        </w:tc>
+        <w:tc>
+          <w:tcPr>
+            <w:tcW w:type="dxa" w:w="2880"/>
+          </w:tcPr>
+          <w:p>
+            <w:r>
+              <w:t>urn:oid:2.16.840.1.113883.3.1937.777.24.5.3</w:t>
+            </w:r>
+          </w:p>
+        </w:tc>
+        <w:tc>
+          <w:tcPr>
+            <w:tcW w:type="dxa" w:w="2880"/>
+          </w:tcPr>
+          <w:p>
+            <w:r>
+              <w:t>1.0.7</w:t>
+            </w:r>
+          </w:p>
+        </w:tc>
+      </w:tr>
+      <w:tr>
+        <w:tc>
+          <w:tcPr>
+            <w:tcW w:type="dxa" w:w="2880"/>
+          </w:tcPr>
+          <w:p>
+            <w:r>
+              <w:t>OPS</w:t>
+            </w:r>
+          </w:p>
+        </w:tc>
+        <w:tc>
+          <w:tcPr>
+            <w:tcW w:type="dxa" w:w="2880"/>
+          </w:tcPr>
+          <w:p>
+            <w:r>
+              <w:t>http://fhir.de/CodeSystem/bfarm/ops</w:t>
+            </w:r>
+          </w:p>
+        </w:tc>
+        <w:tc>
+          <w:tcPr>
+            <w:tcW w:type="dxa" w:w="2880"/>
+          </w:tcPr>
+          <w:p>
+            <w:r>
+              <w:t>2024</w:t>
+            </w:r>
+          </w:p>
+        </w:tc>
+      </w:tr>
+      <w:tr>
+        <w:tc>
+          <w:tcPr>
+            <w:tcW w:type="dxa" w:w="2880"/>
+          </w:tcPr>
+          <w:p>
+            <w:r>
+              <w:t>SNOMED CT</w:t>
+            </w:r>
+          </w:p>
+        </w:tc>
+        <w:tc>
+          <w:tcPr>
+            <w:tcW w:type="dxa" w:w="2880"/>
+          </w:tcPr>
+          <w:p>
+            <w:r>
+              <w:t>http://snomed.info/sct</w:t>
+            </w:r>
+          </w:p>
+        </w:tc>
+        <w:tc>
+          <w:tcPr>
+            <w:tcW w:type="dxa" w:w="2880"/>
+          </w:tcPr>
+          <w:p>
+            <w:r>
+              <w:t>—</w:t>
+            </w:r>
+          </w:p>
+        </w:tc>
+      </w:tr>
+      <w:tr>
+        <w:tc>
+          <w:tcPr>
+            <w:tcW w:type="dxa" w:w="2880"/>
+          </w:tcPr>
+          <w:p>
+            <w:r>
+              <w:t>mii.abide</w:t>
+            </w:r>
+          </w:p>
+        </w:tc>
+        <w:tc>
+          <w:tcPr>
+            <w:tcW w:type="dxa" w:w="2880"/>
+          </w:tcPr>
+          <w:p>
+            <w:r>
+              <w:t>mii.abide</w:t>
+            </w:r>
+          </w:p>
+        </w:tc>
+        <w:tc>
+          <w:tcPr>
+            <w:tcW w:type="dxa" w:w="2880"/>
+          </w:tcPr>
+          <w:p>
+            <w:r>
+              <w:t>—</w:t>
+            </w:r>
+          </w:p>
+        </w:tc>
+      </w:tr>
+    </w:tbl>
+    <w:p>
+      <w:pPr>
+        <w:pStyle w:val="Heading1"/>
+      </w:pPr>
+      <w:r>
         <w:t>Lesehilfe</w:t>
       </w:r>
     </w:p>
@@ -848,7 +1197,7 @@
           </w:tcPr>
           <w:p>
             <w:r>
-              <w:t>E4r1a …</w:t>
+              <w:t>Name (Code, System Version)</w:t>
             </w:r>
           </w:p>
         </w:tc>
@@ -858,7 +1207,7 @@
           </w:tcPr>
           <w:p>
             <w:r>
-              <w:t>Kriterium einer Referenzbedingung von E4</w:t>
+              <w:t>Bezeichnung, Code und Kodiersystem des Konzepts; die vollständige System-URI steht unter „Kodiersysteme“</w:t>
             </w:r>
           </w:p>
         </w:tc>
@@ -870,7 +1219,7 @@
           </w:tcPr>
           <w:p>
             <w:r>
-              <w:t>Name (Code, System Version)</w:t>
+              <w:t>x bis y</w:t>
             </w:r>
           </w:p>
         </w:tc>
@@ -880,7 +1229,51 @@
           </w:tcPr>
           <w:p>
             <w:r>
-              <w:t>Bezeichnung, Code und Kodiersystem des Konzepts</w:t>
+              <w:t>Wertebereich; die CCDL legt nicht fest, ob die Grenzen eingeschlossen sind — hier unverändert wiedergegeben</w:t>
+            </w:r>
+          </w:p>
+        </w:tc>
+      </w:tr>
+      <w:tr>
+        <w:tc>
+          <w:tcPr>
+            <w:tcW w:type="dxa" w:w="4320"/>
+          </w:tcPr>
+          <w:p>
+            <w:r>
+              <w:t>Einheiten</w:t>
+            </w:r>
+          </w:p>
+        </w:tc>
+        <w:tc>
+          <w:tcPr>
+            <w:tcW w:type="dxa" w:w="4320"/>
+          </w:tcPr>
+          <w:p>
+            <w:r>
+              <w:t>dargestellt wird der UCUM-Code aus dem Export, nicht die freie Bezeichnung; Abweichungen zwischen beiden werden am Kriterium vermerkt</w:t>
+            </w:r>
+          </w:p>
+        </w:tc>
+      </w:tr>
+      <w:tr>
+        <w:tc>
+          <w:tcPr>
+            <w:tcW w:type="dxa" w:w="4320"/>
+          </w:tcPr>
+          <w:p>
+            <w:r>
+              <w:t>Bezeichnungen</w:t>
+            </w:r>
+          </w:p>
+        </w:tc>
+        <w:tc>
+          <w:tcPr>
+            <w:tcW w:type="dxa" w:w="4320"/>
+          </w:tcPr>
+          <w:p>
+            <w:r>
+              <w:t>aus der FDPG-Terminologie aufgelöst und können daher von den im Export enthaltenen Bezeichnungen abweichen; Codes und Systeme stammen unverändert aus dem Export</w:t>
             </w:r>
           </w:p>
         </w:tc>
